--- a/기업/회계·세무/법인카드 사용내역서.docx
+++ b/기업/회계·세무/법인카드 사용내역서.docx
@@ -4,7 +4,7 @@
   <w:body>
     <w:p>
       <w:pPr>
-        <w:spacing w:after="31" w:before="0" w:line="312" w:lineRule="auto"/>
+        <w:spacing w:after="40" w:before="0" w:line="312" w:lineRule="auto"/>
         <w:jc w:val="center"/>
       </w:pPr>
       <w:r>
@@ -19,7 +19,7 @@
     </w:p>
     <w:p>
       <w:pPr>
-        <w:spacing w:after="78" w:before="0" w:line="312" w:lineRule="auto"/>
+        <w:spacing w:after="100" w:before="0" w:line="312" w:lineRule="auto"/>
         <w:jc w:val="left"/>
         <w:pBdr>
           <w:bottom w:val="single" w:sz="14" w:space="2" w:color="24384F"/>
@@ -51,7 +51,7 @@
       </w:tblGrid>
       <w:tr>
         <w:trPr>
-          <w:trHeight w:val="353" w:hRule="atLeast"/>
+          <w:trHeight w:val="453" w:hRule="atLeast"/>
         </w:trPr>
         <w:tc>
           <w:tcPr>
@@ -221,7 +221,7 @@
       </w:tr>
       <w:tr>
         <w:trPr>
-          <w:trHeight w:val="353" w:hRule="atLeast"/>
+          <w:trHeight w:val="453" w:hRule="atLeast"/>
         </w:trPr>
         <w:tc>
           <w:tcPr>
@@ -392,7 +392,7 @@
     </w:tbl>
     <w:p>
       <w:pPr>
-        <w:spacing w:after="31" w:before="0" w:line="312" w:lineRule="auto"/>
+        <w:spacing w:after="40" w:before="0" w:line="312" w:lineRule="auto"/>
         <w:jc w:val="left"/>
       </w:pPr>
       <w:r>
@@ -405,7 +405,7 @@
     </w:p>
     <w:p>
       <w:pPr>
-        <w:spacing w:after="31" w:before="62" w:line="312" w:lineRule="auto"/>
+        <w:spacing w:after="40" w:before="80" w:line="312" w:lineRule="auto"/>
         <w:jc w:val="left"/>
         <w:pBdr>
           <w:bottom w:val="single" w:sz="6" w:space="2" w:color="C9D2DD"/>
@@ -449,7 +449,7 @@
       </w:tblGrid>
       <w:tr>
         <w:trPr>
-          <w:trHeight w:val="309" w:hRule="atLeast"/>
+          <w:trHeight w:val="396" w:hRule="atLeast"/>
         </w:trPr>
         <w:tc>
           <w:tcPr>
@@ -657,7 +657,7 @@
       </w:tr>
       <w:tr>
         <w:trPr>
-          <w:trHeight w:val="309" w:hRule="atLeast"/>
+          <w:trHeight w:val="396" w:hRule="atLeast"/>
         </w:trPr>
         <w:tc>
           <w:tcPr>
@@ -673,7 +673,7 @@
           <w:p>
             <w:pPr>
               <w:spacing w:after="0" w:line="312" w:lineRule="auto"/>
-              <w:jc w:val="left"/>
+              <w:jc w:val="center"/>
             </w:pPr>
             <w:r/>
             <w:r>
@@ -699,7 +699,7 @@
           <w:p>
             <w:pPr>
               <w:spacing w:after="0" w:line="312" w:lineRule="auto"/>
-              <w:jc w:val="left"/>
+              <w:jc w:val="center"/>
             </w:pPr>
             <w:r/>
             <w:r>
@@ -725,7 +725,7 @@
           <w:p>
             <w:pPr>
               <w:spacing w:after="0" w:line="312" w:lineRule="auto"/>
-              <w:jc w:val="left"/>
+              <w:jc w:val="center"/>
             </w:pPr>
             <w:r/>
             <w:r>
@@ -751,7 +751,7 @@
           <w:p>
             <w:pPr>
               <w:spacing w:after="0" w:line="312" w:lineRule="auto"/>
-              <w:jc w:val="left"/>
+              <w:jc w:val="center"/>
             </w:pPr>
             <w:r/>
             <w:r>
@@ -777,7 +777,7 @@
           <w:p>
             <w:pPr>
               <w:spacing w:after="0" w:line="312" w:lineRule="auto"/>
-              <w:jc w:val="left"/>
+              <w:jc w:val="center"/>
             </w:pPr>
             <w:r/>
             <w:r>
@@ -803,7 +803,7 @@
           <w:p>
             <w:pPr>
               <w:spacing w:after="0" w:line="312" w:lineRule="auto"/>
-              <w:jc w:val="left"/>
+              <w:jc w:val="center"/>
             </w:pPr>
             <w:r/>
             <w:r>
@@ -829,7 +829,7 @@
           <w:p>
             <w:pPr>
               <w:spacing w:after="0" w:line="312" w:lineRule="auto"/>
-              <w:jc w:val="left"/>
+              <w:jc w:val="center"/>
             </w:pPr>
             <w:r/>
             <w:r>
@@ -844,7 +844,7 @@
       </w:tr>
       <w:tr>
         <w:trPr>
-          <w:trHeight w:val="309" w:hRule="atLeast"/>
+          <w:trHeight w:val="396" w:hRule="atLeast"/>
         </w:trPr>
         <w:tc>
           <w:tcPr>
@@ -860,7 +860,7 @@
           <w:p>
             <w:pPr>
               <w:spacing w:after="0" w:line="312" w:lineRule="auto"/>
-              <w:jc w:val="left"/>
+              <w:jc w:val="center"/>
             </w:pPr>
             <w:r/>
             <w:r>
@@ -886,7 +886,7 @@
           <w:p>
             <w:pPr>
               <w:spacing w:after="0" w:line="312" w:lineRule="auto"/>
-              <w:jc w:val="left"/>
+              <w:jc w:val="center"/>
             </w:pPr>
             <w:r/>
             <w:r>
@@ -912,7 +912,7 @@
           <w:p>
             <w:pPr>
               <w:spacing w:after="0" w:line="312" w:lineRule="auto"/>
-              <w:jc w:val="left"/>
+              <w:jc w:val="center"/>
             </w:pPr>
             <w:r/>
             <w:r>
@@ -938,7 +938,7 @@
           <w:p>
             <w:pPr>
               <w:spacing w:after="0" w:line="312" w:lineRule="auto"/>
-              <w:jc w:val="left"/>
+              <w:jc w:val="center"/>
             </w:pPr>
             <w:r/>
             <w:r>
@@ -964,7 +964,7 @@
           <w:p>
             <w:pPr>
               <w:spacing w:after="0" w:line="312" w:lineRule="auto"/>
-              <w:jc w:val="left"/>
+              <w:jc w:val="center"/>
             </w:pPr>
             <w:r/>
             <w:r>
@@ -990,7 +990,7 @@
           <w:p>
             <w:pPr>
               <w:spacing w:after="0" w:line="312" w:lineRule="auto"/>
-              <w:jc w:val="left"/>
+              <w:jc w:val="center"/>
             </w:pPr>
             <w:r/>
             <w:r>
@@ -1016,7 +1016,7 @@
           <w:p>
             <w:pPr>
               <w:spacing w:after="0" w:line="312" w:lineRule="auto"/>
-              <w:jc w:val="left"/>
+              <w:jc w:val="center"/>
             </w:pPr>
             <w:r/>
             <w:r>
@@ -1031,7 +1031,7 @@
       </w:tr>
       <w:tr>
         <w:trPr>
-          <w:trHeight w:val="309" w:hRule="atLeast"/>
+          <w:trHeight w:val="396" w:hRule="atLeast"/>
         </w:trPr>
         <w:tc>
           <w:tcPr>
@@ -1047,7 +1047,7 @@
           <w:p>
             <w:pPr>
               <w:spacing w:after="0" w:line="312" w:lineRule="auto"/>
-              <w:jc w:val="left"/>
+              <w:jc w:val="center"/>
             </w:pPr>
             <w:r/>
             <w:r>
@@ -1073,7 +1073,7 @@
           <w:p>
             <w:pPr>
               <w:spacing w:after="0" w:line="312" w:lineRule="auto"/>
-              <w:jc w:val="left"/>
+              <w:jc w:val="center"/>
             </w:pPr>
             <w:r/>
             <w:r>
@@ -1099,7 +1099,7 @@
           <w:p>
             <w:pPr>
               <w:spacing w:after="0" w:line="312" w:lineRule="auto"/>
-              <w:jc w:val="left"/>
+              <w:jc w:val="center"/>
             </w:pPr>
             <w:r/>
             <w:r>
@@ -1125,7 +1125,7 @@
           <w:p>
             <w:pPr>
               <w:spacing w:after="0" w:line="312" w:lineRule="auto"/>
-              <w:jc w:val="left"/>
+              <w:jc w:val="center"/>
             </w:pPr>
             <w:r/>
             <w:r>
@@ -1151,7 +1151,7 @@
           <w:p>
             <w:pPr>
               <w:spacing w:after="0" w:line="312" w:lineRule="auto"/>
-              <w:jc w:val="left"/>
+              <w:jc w:val="center"/>
             </w:pPr>
             <w:r/>
             <w:r>
@@ -1177,7 +1177,7 @@
           <w:p>
             <w:pPr>
               <w:spacing w:after="0" w:line="312" w:lineRule="auto"/>
-              <w:jc w:val="left"/>
+              <w:jc w:val="center"/>
             </w:pPr>
             <w:r/>
             <w:r>
@@ -1203,7 +1203,7 @@
           <w:p>
             <w:pPr>
               <w:spacing w:after="0" w:line="312" w:lineRule="auto"/>
-              <w:jc w:val="left"/>
+              <w:jc w:val="center"/>
             </w:pPr>
             <w:r/>
             <w:r>
@@ -1218,7 +1218,7 @@
       </w:tr>
       <w:tr>
         <w:trPr>
-          <w:trHeight w:val="309" w:hRule="atLeast"/>
+          <w:trHeight w:val="396" w:hRule="atLeast"/>
         </w:trPr>
         <w:tc>
           <w:tcPr>
@@ -1234,7 +1234,7 @@
           <w:p>
             <w:pPr>
               <w:spacing w:after="0" w:line="312" w:lineRule="auto"/>
-              <w:jc w:val="left"/>
+              <w:jc w:val="center"/>
             </w:pPr>
             <w:r/>
             <w:r>
@@ -1260,7 +1260,7 @@
           <w:p>
             <w:pPr>
               <w:spacing w:after="0" w:line="312" w:lineRule="auto"/>
-              <w:jc w:val="left"/>
+              <w:jc w:val="center"/>
             </w:pPr>
             <w:r/>
             <w:r>
@@ -1286,7 +1286,7 @@
           <w:p>
             <w:pPr>
               <w:spacing w:after="0" w:line="312" w:lineRule="auto"/>
-              <w:jc w:val="left"/>
+              <w:jc w:val="center"/>
             </w:pPr>
             <w:r/>
             <w:r>
@@ -1312,7 +1312,7 @@
           <w:p>
             <w:pPr>
               <w:spacing w:after="0" w:line="312" w:lineRule="auto"/>
-              <w:jc w:val="left"/>
+              <w:jc w:val="center"/>
             </w:pPr>
             <w:r/>
             <w:r>
@@ -1338,7 +1338,7 @@
           <w:p>
             <w:pPr>
               <w:spacing w:after="0" w:line="312" w:lineRule="auto"/>
-              <w:jc w:val="left"/>
+              <w:jc w:val="center"/>
             </w:pPr>
             <w:r/>
             <w:r>
@@ -1364,7 +1364,7 @@
           <w:p>
             <w:pPr>
               <w:spacing w:after="0" w:line="312" w:lineRule="auto"/>
-              <w:jc w:val="left"/>
+              <w:jc w:val="center"/>
             </w:pPr>
             <w:r/>
             <w:r>
@@ -1390,7 +1390,7 @@
           <w:p>
             <w:pPr>
               <w:spacing w:after="0" w:line="312" w:lineRule="auto"/>
-              <w:jc w:val="left"/>
+              <w:jc w:val="center"/>
             </w:pPr>
             <w:r/>
             <w:r>
@@ -1405,7 +1405,7 @@
       </w:tr>
       <w:tr>
         <w:trPr>
-          <w:trHeight w:val="309" w:hRule="atLeast"/>
+          <w:trHeight w:val="396" w:hRule="atLeast"/>
         </w:trPr>
         <w:tc>
           <w:tcPr>
@@ -1421,7 +1421,7 @@
           <w:p>
             <w:pPr>
               <w:spacing w:after="0" w:line="312" w:lineRule="auto"/>
-              <w:jc w:val="left"/>
+              <w:jc w:val="center"/>
             </w:pPr>
             <w:r/>
             <w:r>
@@ -1447,7 +1447,7 @@
           <w:p>
             <w:pPr>
               <w:spacing w:after="0" w:line="312" w:lineRule="auto"/>
-              <w:jc w:val="left"/>
+              <w:jc w:val="center"/>
             </w:pPr>
             <w:r/>
             <w:r>
@@ -1473,7 +1473,7 @@
           <w:p>
             <w:pPr>
               <w:spacing w:after="0" w:line="312" w:lineRule="auto"/>
-              <w:jc w:val="left"/>
+              <w:jc w:val="center"/>
             </w:pPr>
             <w:r/>
             <w:r>
@@ -1499,7 +1499,7 @@
           <w:p>
             <w:pPr>
               <w:spacing w:after="0" w:line="312" w:lineRule="auto"/>
-              <w:jc w:val="left"/>
+              <w:jc w:val="center"/>
             </w:pPr>
             <w:r/>
             <w:r>
@@ -1525,7 +1525,7 @@
           <w:p>
             <w:pPr>
               <w:spacing w:after="0" w:line="312" w:lineRule="auto"/>
-              <w:jc w:val="left"/>
+              <w:jc w:val="center"/>
             </w:pPr>
             <w:r/>
             <w:r>
@@ -1551,7 +1551,7 @@
           <w:p>
             <w:pPr>
               <w:spacing w:after="0" w:line="312" w:lineRule="auto"/>
-              <w:jc w:val="left"/>
+              <w:jc w:val="center"/>
             </w:pPr>
             <w:r/>
             <w:r>
@@ -1577,7 +1577,7 @@
           <w:p>
             <w:pPr>
               <w:spacing w:after="0" w:line="312" w:lineRule="auto"/>
-              <w:jc w:val="left"/>
+              <w:jc w:val="center"/>
             </w:pPr>
             <w:r/>
             <w:r>
@@ -1592,7 +1592,7 @@
       </w:tr>
       <w:tr>
         <w:trPr>
-          <w:trHeight w:val="309" w:hRule="atLeast"/>
+          <w:trHeight w:val="396" w:hRule="atLeast"/>
         </w:trPr>
         <w:tc>
           <w:tcPr>
@@ -1608,7 +1608,7 @@
           <w:p>
             <w:pPr>
               <w:spacing w:after="0" w:line="312" w:lineRule="auto"/>
-              <w:jc w:val="left"/>
+              <w:jc w:val="center"/>
             </w:pPr>
             <w:r/>
             <w:r>
@@ -1634,7 +1634,7 @@
           <w:p>
             <w:pPr>
               <w:spacing w:after="0" w:line="312" w:lineRule="auto"/>
-              <w:jc w:val="left"/>
+              <w:jc w:val="center"/>
             </w:pPr>
             <w:r/>
             <w:r>
@@ -1660,7 +1660,7 @@
           <w:p>
             <w:pPr>
               <w:spacing w:after="0" w:line="312" w:lineRule="auto"/>
-              <w:jc w:val="left"/>
+              <w:jc w:val="center"/>
             </w:pPr>
             <w:r/>
             <w:r>
@@ -1686,7 +1686,7 @@
           <w:p>
             <w:pPr>
               <w:spacing w:after="0" w:line="312" w:lineRule="auto"/>
-              <w:jc w:val="left"/>
+              <w:jc w:val="center"/>
             </w:pPr>
             <w:r/>
             <w:r>
@@ -1712,7 +1712,7 @@
           <w:p>
             <w:pPr>
               <w:spacing w:after="0" w:line="312" w:lineRule="auto"/>
-              <w:jc w:val="left"/>
+              <w:jc w:val="center"/>
             </w:pPr>
             <w:r/>
             <w:r>
@@ -1738,7 +1738,7 @@
           <w:p>
             <w:pPr>
               <w:spacing w:after="0" w:line="312" w:lineRule="auto"/>
-              <w:jc w:val="left"/>
+              <w:jc w:val="center"/>
             </w:pPr>
             <w:r/>
             <w:r>
@@ -1764,7 +1764,7 @@
           <w:p>
             <w:pPr>
               <w:spacing w:after="0" w:line="312" w:lineRule="auto"/>
-              <w:jc w:val="left"/>
+              <w:jc w:val="center"/>
             </w:pPr>
             <w:r/>
             <w:r>
@@ -1779,7 +1779,7 @@
       </w:tr>
       <w:tr>
         <w:trPr>
-          <w:trHeight w:val="309" w:hRule="atLeast"/>
+          <w:trHeight w:val="396" w:hRule="atLeast"/>
         </w:trPr>
         <w:tc>
           <w:tcPr>
@@ -1795,7 +1795,7 @@
           <w:p>
             <w:pPr>
               <w:spacing w:after="0" w:line="312" w:lineRule="auto"/>
-              <w:jc w:val="left"/>
+              <w:jc w:val="center"/>
             </w:pPr>
             <w:r/>
             <w:r>
@@ -1821,7 +1821,7 @@
           <w:p>
             <w:pPr>
               <w:spacing w:after="0" w:line="312" w:lineRule="auto"/>
-              <w:jc w:val="left"/>
+              <w:jc w:val="center"/>
             </w:pPr>
             <w:r/>
             <w:r>
@@ -1847,7 +1847,7 @@
           <w:p>
             <w:pPr>
               <w:spacing w:after="0" w:line="312" w:lineRule="auto"/>
-              <w:jc w:val="left"/>
+              <w:jc w:val="center"/>
             </w:pPr>
             <w:r/>
             <w:r>
@@ -1873,7 +1873,7 @@
           <w:p>
             <w:pPr>
               <w:spacing w:after="0" w:line="312" w:lineRule="auto"/>
-              <w:jc w:val="left"/>
+              <w:jc w:val="center"/>
             </w:pPr>
             <w:r/>
             <w:r>
@@ -1899,7 +1899,7 @@
           <w:p>
             <w:pPr>
               <w:spacing w:after="0" w:line="312" w:lineRule="auto"/>
-              <w:jc w:val="left"/>
+              <w:jc w:val="center"/>
             </w:pPr>
             <w:r/>
             <w:r>
@@ -1925,7 +1925,7 @@
           <w:p>
             <w:pPr>
               <w:spacing w:after="0" w:line="312" w:lineRule="auto"/>
-              <w:jc w:val="left"/>
+              <w:jc w:val="center"/>
             </w:pPr>
             <w:r/>
             <w:r>
@@ -1951,7 +1951,7 @@
           <w:p>
             <w:pPr>
               <w:spacing w:after="0" w:line="312" w:lineRule="auto"/>
-              <w:jc w:val="left"/>
+              <w:jc w:val="center"/>
             </w:pPr>
             <w:r/>
             <w:r>
@@ -1966,7 +1966,7 @@
       </w:tr>
       <w:tr>
         <w:trPr>
-          <w:trHeight w:val="309" w:hRule="atLeast"/>
+          <w:trHeight w:val="396" w:hRule="atLeast"/>
         </w:trPr>
         <w:tc>
           <w:tcPr>
@@ -1982,7 +1982,7 @@
           <w:p>
             <w:pPr>
               <w:spacing w:after="0" w:line="312" w:lineRule="auto"/>
-              <w:jc w:val="left"/>
+              <w:jc w:val="center"/>
             </w:pPr>
             <w:r/>
             <w:r>
@@ -2008,7 +2008,7 @@
           <w:p>
             <w:pPr>
               <w:spacing w:after="0" w:line="312" w:lineRule="auto"/>
-              <w:jc w:val="left"/>
+              <w:jc w:val="center"/>
             </w:pPr>
             <w:r/>
             <w:r>
@@ -2034,7 +2034,7 @@
           <w:p>
             <w:pPr>
               <w:spacing w:after="0" w:line="312" w:lineRule="auto"/>
-              <w:jc w:val="left"/>
+              <w:jc w:val="center"/>
             </w:pPr>
             <w:r/>
             <w:r>
@@ -2060,7 +2060,7 @@
           <w:p>
             <w:pPr>
               <w:spacing w:after="0" w:line="312" w:lineRule="auto"/>
-              <w:jc w:val="left"/>
+              <w:jc w:val="center"/>
             </w:pPr>
             <w:r/>
             <w:r>
@@ -2086,7 +2086,7 @@
           <w:p>
             <w:pPr>
               <w:spacing w:after="0" w:line="312" w:lineRule="auto"/>
-              <w:jc w:val="left"/>
+              <w:jc w:val="center"/>
             </w:pPr>
             <w:r/>
             <w:r>
@@ -2112,7 +2112,7 @@
           <w:p>
             <w:pPr>
               <w:spacing w:after="0" w:line="312" w:lineRule="auto"/>
-              <w:jc w:val="left"/>
+              <w:jc w:val="center"/>
             </w:pPr>
             <w:r/>
             <w:r>
@@ -2138,7 +2138,7 @@
           <w:p>
             <w:pPr>
               <w:spacing w:after="0" w:line="312" w:lineRule="auto"/>
-              <w:jc w:val="left"/>
+              <w:jc w:val="center"/>
             </w:pPr>
             <w:r/>
             <w:r>
@@ -2154,7 +2154,7 @@
     </w:tbl>
     <w:p>
       <w:pPr>
-        <w:spacing w:after="31" w:before="0" w:line="312" w:lineRule="auto"/>
+        <w:spacing w:after="40" w:before="0" w:line="312" w:lineRule="auto"/>
         <w:jc w:val="left"/>
       </w:pPr>
       <w:r>
@@ -2167,7 +2167,7 @@
     </w:p>
     <w:p>
       <w:pPr>
-        <w:spacing w:after="31" w:before="62" w:line="312" w:lineRule="auto"/>
+        <w:spacing w:after="40" w:before="80" w:line="312" w:lineRule="auto"/>
         <w:jc w:val="left"/>
         <w:pBdr>
           <w:bottom w:val="single" w:sz="6" w:space="2" w:color="C9D2DD"/>
@@ -2208,7 +2208,7 @@
       </w:tblGrid>
       <w:tr>
         <w:trPr>
-          <w:trHeight w:val="353" w:hRule="atLeast"/>
+          <w:trHeight w:val="453" w:hRule="atLeast"/>
         </w:trPr>
         <w:tc>
           <w:tcPr>
@@ -2324,7 +2324,7 @@
       </w:tr>
       <w:tr>
         <w:trPr>
-          <w:trHeight w:val="353" w:hRule="atLeast"/>
+          <w:trHeight w:val="453" w:hRule="atLeast"/>
         </w:trPr>
         <w:tc>
           <w:tcPr>
@@ -2440,7 +2440,7 @@
     </w:tbl>
     <w:p>
       <w:pPr>
-        <w:spacing w:after="31" w:before="0" w:line="312" w:lineRule="auto"/>
+        <w:spacing w:after="40" w:before="0" w:line="312" w:lineRule="auto"/>
         <w:jc w:val="left"/>
       </w:pPr>
       <w:r>
@@ -2453,7 +2453,7 @@
     </w:p>
     <w:p>
       <w:pPr>
-        <w:spacing w:after="31" w:before="0" w:line="312" w:lineRule="auto"/>
+        <w:spacing w:after="40" w:before="0" w:line="312" w:lineRule="auto"/>
         <w:jc w:val="left"/>
       </w:pPr>
       <w:r>
@@ -2479,7 +2479,7 @@
       </w:tblGrid>
       <w:tr>
         <w:trPr>
-          <w:trHeight w:val="884" w:hRule="atLeast"/>
+          <w:trHeight w:val="1134" w:hRule="atLeast"/>
         </w:trPr>
         <w:tc>
           <w:tcPr>
@@ -2502,7 +2502,7 @@
               <w:rPr>
                 <w:rFonts w:ascii="Malgun Gothic" w:hAnsi="Malgun Gothic" w:eastAsia="Malgun Gothic" w:cs="Malgun Gothic"/>
                 <w:b w:val="0"/>
-                <w:sz w:val="20"/>
+                <w:sz w:val="19"/>
               </w:rPr>
             </w:r>
           </w:p>
@@ -2511,7 +2511,7 @@
     </w:tbl>
     <w:p>
       <w:pPr>
-        <w:spacing w:after="31" w:before="0" w:line="312" w:lineRule="auto"/>
+        <w:spacing w:after="40" w:before="0" w:line="312" w:lineRule="auto"/>
         <w:jc w:val="left"/>
       </w:pPr>
       <w:r>
@@ -2524,7 +2524,7 @@
     </w:p>
     <w:p>
       <w:pPr>
-        <w:spacing w:after="62" w:before="0" w:line="312" w:lineRule="auto"/>
+        <w:spacing w:after="80" w:before="0" w:line="312" w:lineRule="auto"/>
         <w:jc w:val="center"/>
       </w:pPr>
       <w:r>
@@ -2538,7 +2538,7 @@
     </w:p>
     <w:p>
       <w:pPr>
-        <w:spacing w:after="62" w:before="62" w:line="312" w:lineRule="auto"/>
+        <w:spacing w:after="80" w:before="80" w:line="312" w:lineRule="auto"/>
         <w:jc w:val="center"/>
       </w:pPr>
       <w:r>
@@ -2552,7 +2552,7 @@
     </w:p>
     <w:p>
       <w:pPr>
-        <w:spacing w:after="62" w:before="0" w:line="312" w:lineRule="auto"/>
+        <w:spacing w:after="80" w:before="0" w:line="312" w:lineRule="auto"/>
         <w:jc w:val="right"/>
       </w:pPr>
       <w:r>
@@ -2566,7 +2566,7 @@
     </w:p>
     <w:p>
       <w:pPr>
-        <w:spacing w:after="31" w:before="62" w:line="312" w:lineRule="auto"/>
+        <w:spacing w:after="40" w:before="80" w:line="312" w:lineRule="auto"/>
         <w:jc w:val="left"/>
         <w:pBdr>
           <w:bottom w:val="single" w:sz="6" w:space="2" w:color="C9D2DD"/>
@@ -2608,7 +2608,7 @@
       </w:tblGrid>
       <w:tr>
         <w:trPr>
-          <w:trHeight w:val="663" w:hRule="atLeast"/>
+          <w:trHeight w:val="850" w:hRule="atLeast"/>
         </w:trPr>
         <w:tc>
           <w:tcPr>
@@ -2750,7 +2750,7 @@
       </w:tr>
       <w:tr>
         <w:trPr>
-          <w:trHeight w:val="663" w:hRule="atLeast"/>
+          <w:trHeight w:val="850" w:hRule="atLeast"/>
         </w:trPr>
         <w:tc>
           <w:tcPr>
@@ -2886,7 +2886,7 @@
     </w:tbl>
     <w:p>
       <w:pPr>
-        <w:spacing w:after="31" w:before="0" w:line="312" w:lineRule="auto"/>
+        <w:spacing w:after="40" w:before="0" w:line="312" w:lineRule="auto"/>
         <w:jc w:val="left"/>
       </w:pPr>
       <w:r>
@@ -2899,7 +2899,7 @@
     </w:p>
     <w:p>
       <w:pPr>
-        <w:spacing w:after="0" w:before="47" w:line="312" w:lineRule="auto"/>
+        <w:spacing w:after="0" w:before="60" w:line="312" w:lineRule="auto"/>
         <w:jc w:val="left"/>
       </w:pPr>
       <w:r>
